--- a/docs/manual/DILGR8RSP-User-Manual.docx
+++ b/docs/manual/DILGR8RSP-User-Manual.docx
@@ -352,7 +352,7 @@
           <w:sz w:val="22"/>
           <w:szCs w:val="22"/>
         </w:rPr>
-        <w:t xml:space="preserve">Once your account exists, the wizard moves to your profile. Fields marked with a red asterisk — first name, last name, date of birth, contact number, and address — are required before you can continue.</w:t>
+        <w:t xml:space="preserve">Once your account exists, the wizard moves to your profile. Fields marked with a red asterisk — first name, last name, date of birth, contact number, address, highest educational attainment, and total years of relevant work experience — are required before you can continue. The education and experience fields are also what a job posting's optional minimums (if the admin set any) are checked against later, during Sifting.</w:t>
       </w:r>
     </w:p>
     <w:p>
@@ -1346,7 +1346,7 @@
           <w:sz w:val="22"/>
           <w:szCs w:val="22"/>
         </w:rPr>
-        <w:t xml:space="preserve">The Dashboard is the admin landing page: total applicants, job postings, applications, and users at a glance, a breakdown of applications by pipeline stage, the top postings by application count, and a feed of recent activity below the fold.</w:t>
+        <w:t xml:space="preserve">The Dashboard is the admin landing page: total applicants, job postings, applications, and users at a glance, a pie chart of applications by pipeline stage, a pie chart of the top postings by application count, and a feed of recent activity below the fold.</w:t>
       </w:r>
     </w:p>
     <w:p>
@@ -2307,7 +2307,7 @@
           <w:sz w:val="22"/>
           <w:szCs w:val="22"/>
         </w:rPr>
-        <w:t xml:space="preserve">Evaluation Criteria defines what panelists score against — each criterion has its own maximum score, which doubles as its weight in the applicant's total. A criterion that already has recorded scores can't be deleted, only deactivated, so past results stay intact.</w:t>
+        <w:t xml:space="preserve">Categories (renamed from Evaluation Criteria) group what panelists score against — each category is worth a fixed percent of the overall evaluation (its Weight %) regardless of how many criteria/questions it has or what their raw points add up to. Every category is made up of individually-scored criteria/questions, each with its own maximum score — a panelist scores every criterion, not the category as a whole. A criterion that already has recorded scores can't be deleted, only deactivated, so past results stay intact.</w:t>
       </w:r>
     </w:p>
     <w:p>
@@ -2375,7 +2375,7 @@
           <w:sz w:val="18"/>
           <w:szCs w:val="18"/>
         </w:rPr>
-        <w:t xml:space="preserve">Fig. 22 — Evaluation Criteria — the rubric every panelist scores against</w:t>
+        <w:t xml:space="preserve">Fig. 22 — Categories — each worth a fixed percent of the overall evaluation, made up of individually-scored criteria</w:t>
       </w:r>
     </w:p>
     <w:p>
@@ -2565,6 +2565,323 @@
       </w:r>
     </w:p>
     <w:p>
+      <w:pPr>
+        <w:pStyle w:val="Heading2"/>
+        <w:spacing w:after="100" w:before="320"/>
+      </w:pPr>
+      <w:r>
+        <w:rPr>
+          <w:color w:val="0B3D78"/>
+        </w:rPr>
+        <w:t xml:space="preserve">Step 12 — Group applicants for Group Dynamics Evaluation</w:t>
+      </w:r>
+    </w:p>
+    <w:p>
+      <w:pPr>
+        <w:spacing w:after="160" w:line="300"/>
+      </w:pPr>
+      <w:r>
+        <w:rPr>
+          <w:color w:val="1B2436"/>
+          <w:sz w:val="22"/>
+          <w:szCs w:val="22"/>
+        </w:rPr>
+        <w:t xml:space="preserve">Group, new next to Interview Panel in the sidebar, lets an admin cluster applicants — across one posting or several — for a shared Group Dynamics exercise. Select at least two applicants using the same checkbox table Interview Panel uses, then click Group to name it and add a short description.</w:t>
+      </w:r>
+    </w:p>
+    <w:p>
+      <w:pPr>
+        <w:spacing w:after="160" w:line="300"/>
+      </w:pPr>
+      <w:r>
+        <w:rPr>
+          <w:color w:val="1B2436"/>
+          <w:sz w:val="22"/>
+          <w:szCs w:val="22"/>
+        </w:rPr>
+        <w:t xml:space="preserve">A group's Members action reopens that same checkbox selection, pre-filled with its current roster, so adding or removing applicants later is the same action as creating the group in the first place — just with Save Members in place of Group.</w:t>
+      </w:r>
+    </w:p>
+    <w:p>
+      <w:pPr>
+        <w:pBdr>
+          <w:top w:val="single" w:color="C3CBD8" w:sz="4"/>
+          <w:bottom w:val="single" w:color="C3CBD8" w:sz="4"/>
+          <w:left w:val="single" w:color="C3CBD8" w:sz="4"/>
+          <w:right w:val="single" w:color="C3CBD8" w:sz="4"/>
+        </w:pBdr>
+        <w:spacing w:after="60" w:before="200"/>
+        <w:jc w:val="center"/>
+      </w:pPr>
+      <w:r>
+        <w:drawing>
+          <wp:inline distT="0" distB="0" distL="0" distR="0">
+            <wp:extent cx="5334000" cy="2438400"/>
+            <wp:effectExtent t="0" r="0" b="0" l="0"/>
+            <wp:docPr id="1" name="" descr="" title=""/>
+            <wp:cNvGraphicFramePr>
+              <a:graphicFrameLocks xmlns:a="http://schemas.openxmlformats.org/drawingml/2006/main" noChangeAspect="1"/>
+            </wp:cNvGraphicFramePr>
+            <a:graphic xmlns:a="http://schemas.openxmlformats.org/drawingml/2006/main">
+              <a:graphicData uri="http://schemas.openxmlformats.org/drawingml/2006/picture">
+                <pic:pic xmlns:pic="http://schemas.openxmlformats.org/drawingml/2006/picture">
+                  <pic:nvPicPr>
+                    <pic:cNvPr id="0" name="" descr=""/>
+                    <pic:cNvPicPr>
+                      <a:picLocks noChangeAspect="1" noChangeArrowheads="1"/>
+                    </pic:cNvPicPr>
+                  </pic:nvPicPr>
+                  <pic:blipFill>
+                    <a:blip r:embed="rId36" cstate="none"/>
+                    <a:srcRect/>
+                    <a:stretch>
+                      <a:fillRect/>
+                    </a:stretch>
+                  </pic:blipFill>
+                  <pic:spPr bwMode="auto">
+                    <a:xfrm>
+                      <a:off x="0" y="0"/>
+                      <a:ext cx="5334000" cy="2438400"/>
+                    </a:xfrm>
+                    <a:prstGeom prst="rect">
+                      <a:avLst/>
+                    </a:prstGeom>
+                  </pic:spPr>
+                </pic:pic>
+              </a:graphicData>
+            </a:graphic>
+          </wp:inline>
+        </w:drawing>
+      </w:r>
+    </w:p>
+    <w:p>
+      <w:pPr>
+        <w:spacing w:after="260"/>
+        <w:jc w:val="center"/>
+      </w:pPr>
+      <w:r>
+        <w:rPr>
+          <w:i/>
+          <w:iCs/>
+          <w:color w:val="5C6577"/>
+          <w:sz w:val="18"/>
+          <w:szCs w:val="18"/>
+        </w:rPr>
+        <w:t xml:space="preserve">Fig. 30 — Group — select at least two applicants, then name the group</w:t>
+      </w:r>
+    </w:p>
+    <w:p>
+      <w:pPr>
+        <w:pStyle w:val="Heading2"/>
+        <w:spacing w:after="100" w:before="320"/>
+      </w:pPr>
+      <w:r>
+        <w:rPr>
+          <w:color w:val="0B3D78"/>
+        </w:rPr>
+        <w:t xml:space="preserve">Also new — structured minimums on a job posting</w:t>
+      </w:r>
+    </w:p>
+    <w:p>
+      <w:pPr>
+        <w:spacing w:after="160" w:line="300"/>
+      </w:pPr>
+      <w:r>
+        <w:rPr>
+          <w:color w:val="1B2436"/>
+          <w:sz w:val="22"/>
+          <w:szCs w:val="22"/>
+        </w:rPr>
+        <w:t xml:space="preserve">A posting can now optionally carry a minimum education level, minimum years of experience, and minimum training hours alongside its existing free-text qualification standards. Setting any of these powers an automatic hint — not a hard requirement — shown later when sifting an application against this posting.</w:t>
+      </w:r>
+    </w:p>
+    <w:p>
+      <w:pPr>
+        <w:pBdr>
+          <w:top w:val="single" w:color="C3CBD8" w:sz="4"/>
+          <w:bottom w:val="single" w:color="C3CBD8" w:sz="4"/>
+          <w:left w:val="single" w:color="C3CBD8" w:sz="4"/>
+          <w:right w:val="single" w:color="C3CBD8" w:sz="4"/>
+        </w:pBdr>
+        <w:spacing w:after="60" w:before="200"/>
+        <w:jc w:val="center"/>
+      </w:pPr>
+      <w:r>
+        <w:drawing>
+          <wp:inline distT="0" distB="0" distL="0" distR="0">
+            <wp:extent cx="5334000" cy="2438400"/>
+            <wp:effectExtent t="0" r="0" b="0" l="0"/>
+            <wp:docPr id="1" name="" descr="" title=""/>
+            <wp:cNvGraphicFramePr>
+              <a:graphicFrameLocks xmlns:a="http://schemas.openxmlformats.org/drawingml/2006/main" noChangeAspect="1"/>
+            </wp:cNvGraphicFramePr>
+            <a:graphic xmlns:a="http://schemas.openxmlformats.org/drawingml/2006/main">
+              <a:graphicData uri="http://schemas.openxmlformats.org/drawingml/2006/picture">
+                <pic:pic xmlns:pic="http://schemas.openxmlformats.org/drawingml/2006/picture">
+                  <pic:nvPicPr>
+                    <pic:cNvPr id="0" name="" descr=""/>
+                    <pic:cNvPicPr>
+                      <a:picLocks noChangeAspect="1" noChangeArrowheads="1"/>
+                    </pic:cNvPicPr>
+                  </pic:nvPicPr>
+                  <pic:blipFill>
+                    <a:blip r:embed="rId37" cstate="none"/>
+                    <a:srcRect/>
+                    <a:stretch>
+                      <a:fillRect/>
+                    </a:stretch>
+                  </pic:blipFill>
+                  <pic:spPr bwMode="auto">
+                    <a:xfrm>
+                      <a:off x="0" y="0"/>
+                      <a:ext cx="5334000" cy="2438400"/>
+                    </a:xfrm>
+                    <a:prstGeom prst="rect">
+                      <a:avLst/>
+                    </a:prstGeom>
+                  </pic:spPr>
+                </pic:pic>
+              </a:graphicData>
+            </a:graphic>
+          </wp:inline>
+        </w:drawing>
+      </w:r>
+    </w:p>
+    <w:p>
+      <w:pPr>
+        <w:spacing w:after="260"/>
+        <w:jc w:val="center"/>
+      </w:pPr>
+      <w:r>
+        <w:rPr>
+          <w:i/>
+          <w:iCs/>
+          <w:color w:val="5C6577"/>
+          <w:sz w:val="18"/>
+          <w:szCs w:val="18"/>
+        </w:rPr>
+        <w:t xml:space="preserve">Fig. 31 — Job Management — optional structured minimums, alongside the existing free-text standards</w:t>
+      </w:r>
+    </w:p>
+    <w:p>
+      <w:pPr>
+        <w:pStyle w:val="Heading2"/>
+        <w:spacing w:after="100" w:before="320"/>
+      </w:pPr>
+      <w:r>
+        <w:rPr>
+          <w:color w:val="0B3D78"/>
+        </w:rPr>
+        <w:t xml:space="preserve">Also new — automatic Qualification Standards hints when sifting</w:t>
+      </w:r>
+    </w:p>
+    <w:p>
+      <w:pPr>
+        <w:spacing w:after="160" w:line="300"/>
+      </w:pPr>
+      <w:r>
+        <w:rPr>
+          <w:color w:val="1B2436"/>
+          <w:sz w:val="22"/>
+          <w:szCs w:val="22"/>
+        </w:rPr>
+        <w:t xml:space="preserve">The Sift dialog now shows a Qualification Standards card comparing a posting's structured minimums (where set) against the applicant's profile — Meets, Below minimum, or No automatic check, per field (education, training, experience, eligibility). It's a hint only: the free-text standard stays the authoritative wording, and the sifting decision itself is still the admin's judgment call, not a system-enforced gate.</w:t>
+      </w:r>
+    </w:p>
+    <w:p>
+      <w:pPr>
+        <w:pStyle w:val="Heading2"/>
+        <w:spacing w:after="100" w:before="320"/>
+      </w:pPr>
+      <w:r>
+        <w:rPr>
+          <w:color w:val="0B3D78"/>
+        </w:rPr>
+        <w:t xml:space="preserve">Also new — require both a softcopy and a hardcopy for one compliance item</w:t>
+      </w:r>
+    </w:p>
+    <w:p>
+      <w:pPr>
+        <w:spacing w:after="160" w:line="300"/>
+      </w:pPr>
+      <w:r>
+        <w:rPr>
+          <w:color w:val="1B2436"/>
+          <w:sz w:val="22"/>
+          <w:szCs w:val="22"/>
+        </w:rPr>
+        <w:t xml:space="preserve">A compliance checklist item's expected submission can now be set to Softcopy (online upload), Hardcopy (physical, outside the system), or Both — per item, from Manage Compliance on an applicant's Evaluate Applicants row. A Both item still needs the online proof uploaded before it can be Verified, exactly like Softcopy, and the admin's own Verified action also stands as the record that the physical copy was received.</w:t>
+      </w:r>
+    </w:p>
+    <w:p>
+      <w:pPr>
+        <w:pBdr>
+          <w:top w:val="single" w:color="C3CBD8" w:sz="4"/>
+          <w:bottom w:val="single" w:color="C3CBD8" w:sz="4"/>
+          <w:left w:val="single" w:color="C3CBD8" w:sz="4"/>
+          <w:right w:val="single" w:color="C3CBD8" w:sz="4"/>
+        </w:pBdr>
+        <w:spacing w:after="60" w:before="200"/>
+        <w:jc w:val="center"/>
+      </w:pPr>
+      <w:r>
+        <w:drawing>
+          <wp:inline distT="0" distB="0" distL="0" distR="0">
+            <wp:extent cx="5334000" cy="2438400"/>
+            <wp:effectExtent t="0" r="0" b="0" l="0"/>
+            <wp:docPr id="1" name="" descr="" title=""/>
+            <wp:cNvGraphicFramePr>
+              <a:graphicFrameLocks xmlns:a="http://schemas.openxmlformats.org/drawingml/2006/main" noChangeAspect="1"/>
+            </wp:cNvGraphicFramePr>
+            <a:graphic xmlns:a="http://schemas.openxmlformats.org/drawingml/2006/main">
+              <a:graphicData uri="http://schemas.openxmlformats.org/drawingml/2006/picture">
+                <pic:pic xmlns:pic="http://schemas.openxmlformats.org/drawingml/2006/picture">
+                  <pic:nvPicPr>
+                    <pic:cNvPr id="0" name="" descr=""/>
+                    <pic:cNvPicPr>
+                      <a:picLocks noChangeAspect="1" noChangeArrowheads="1"/>
+                    </pic:cNvPicPr>
+                  </pic:nvPicPr>
+                  <pic:blipFill>
+                    <a:blip r:embed="rId38" cstate="none"/>
+                    <a:srcRect/>
+                    <a:stretch>
+                      <a:fillRect/>
+                    </a:stretch>
+                  </pic:blipFill>
+                  <pic:spPr bwMode="auto">
+                    <a:xfrm>
+                      <a:off x="0" y="0"/>
+                      <a:ext cx="5334000" cy="2438400"/>
+                    </a:xfrm>
+                    <a:prstGeom prst="rect">
+                      <a:avLst/>
+                    </a:prstGeom>
+                  </pic:spPr>
+                </pic:pic>
+              </a:graphicData>
+            </a:graphic>
+          </wp:inline>
+        </w:drawing>
+      </w:r>
+    </w:p>
+    <w:p>
+      <w:pPr>
+        <w:spacing w:after="260"/>
+        <w:jc w:val="center"/>
+      </w:pPr>
+      <w:r>
+        <w:rPr>
+          <w:i/>
+          <w:iCs/>
+          <w:color w:val="5C6577"/>
+          <w:sz w:val="18"/>
+          <w:szCs w:val="18"/>
+        </w:rPr>
+        <w:t xml:space="preserve">Fig. 32 — Manage Compliance — Both requires the online upload and a physical copy in person</w:t>
+      </w:r>
+    </w:p>
+    <w:p>
       <w:r>
         <w:br w:type="page"/>
       </w:r>
@@ -2715,7 +3032,7 @@
           <w:sz w:val="22"/>
           <w:szCs w:val="22"/>
         </w:rPr>
-        <w:t xml:space="preserve">The collapsible Evaluation Criteria &amp; Guiding Questions panel at the top of the page lists every active criterion and its maximum score, along with any guiding questions an admin has attached — a quick reference to keep every interview consistent.</w:t>
+        <w:t xml:space="preserve">The collapsible Categories &amp; Criteria/Questions panel at the top of the page lists every active category (with its weight percent of the overall evaluation) and its criteria/questions, each with its own maximum score — a quick reference to keep every interview consistent.</w:t>
       </w:r>
     </w:p>
     <w:p>
